--- a/Laboratorio sesion 20.docx
+++ b/Laboratorio sesion 20.docx
@@ -1100,7 +1100,6 @@
         </w:rPr>
         <w:t xml:space="preserve"> </w:t>
       </w:r>
-      <w:proofErr w:type="spellStart"/>
       <w:r>
         <w:rPr>
           <w:i/>
@@ -1109,7 +1108,6 @@
         </w:rPr>
         <w:t>Github</w:t>
       </w:r>
-      <w:proofErr w:type="spellEnd"/>
     </w:p>
     <w:p>
       <w:pPr>
@@ -2776,14 +2774,12 @@
         </w:rPr>
         <w:t xml:space="preserve"> </w:t>
       </w:r>
-      <w:proofErr w:type="spellStart"/>
       <w:r>
         <w:rPr>
           <w:sz w:val="24"/>
         </w:rPr>
         <w:t>datos_salud</w:t>
       </w:r>
-      <w:proofErr w:type="spellEnd"/>
       <w:r>
         <w:rPr>
           <w:spacing w:val="-3"/>
@@ -2938,15 +2934,7 @@
     <w:p>
       <w:r>
         <w:lastRenderedPageBreak/>
-        <w:t>Realizamos la exportación de los datos limpios a un archivo llamado “</w:t>
-      </w:r>
-      <w:proofErr w:type="spellStart"/>
-      <w:r>
-        <w:t>datos_salud_limpios</w:t>
-      </w:r>
-      <w:proofErr w:type="spellEnd"/>
-      <w:r>
-        <w:t xml:space="preserve"> CSV”</w:t>
+        <w:t>Realizamos la exportación de los datos limpios a un archivo llamado “datos_salud_limpios CSV”</w:t>
       </w:r>
     </w:p>
     <w:p>
@@ -3298,50 +3286,6 @@
     </w:p>
     <w:p>
       <w:pPr>
-        <w:pStyle w:val="Textoindependiente"/>
-        <w:ind w:left="64" w:right="634"/>
-        <w:jc w:val="both"/>
-      </w:pPr>
-      <w:r>
-        <w:drawing>
-          <wp:inline distT="0" distB="0" distL="0" distR="0" wp14:anchorId="1308F145" wp14:editId="4CC6697F">
-            <wp:extent cx="4172021" cy="1799753"/>
-            <wp:effectExtent l="0" t="0" r="0" b="0"/>
-            <wp:docPr id="470825805" name="Imagen 1"/>
-            <wp:cNvGraphicFramePr>
-              <a:graphicFrameLocks xmlns:a="http://schemas.openxmlformats.org/drawingml/2006/main" noChangeAspect="1"/>
-            </wp:cNvGraphicFramePr>
-            <a:graphic xmlns:a="http://schemas.openxmlformats.org/drawingml/2006/main">
-              <a:graphicData uri="http://schemas.openxmlformats.org/drawingml/2006/picture">
-                <pic:pic xmlns:pic="http://schemas.openxmlformats.org/drawingml/2006/picture">
-                  <pic:nvPicPr>
-                    <pic:cNvPr id="470825805" name=""/>
-                    <pic:cNvPicPr/>
-                  </pic:nvPicPr>
-                  <pic:blipFill>
-                    <a:blip r:embed="rId21"/>
-                    <a:stretch>
-                      <a:fillRect/>
-                    </a:stretch>
-                  </pic:blipFill>
-                  <pic:spPr>
-                    <a:xfrm>
-                      <a:off x="0" y="0"/>
-                      <a:ext cx="4187517" cy="1806438"/>
-                    </a:xfrm>
-                    <a:prstGeom prst="rect">
-                      <a:avLst/>
-                    </a:prstGeom>
-                  </pic:spPr>
-                </pic:pic>
-              </a:graphicData>
-            </a:graphic>
-          </wp:inline>
-        </w:drawing>
-      </w:r>
-    </w:p>
-    <w:p>
-      <w:pPr>
         <w:pStyle w:val="Ttulo1"/>
         <w:spacing w:before="293"/>
         <w:jc w:val="both"/>
@@ -3358,7 +3302,6 @@
         </w:rPr>
         <w:t xml:space="preserve"> </w:t>
       </w:r>
-      <w:proofErr w:type="spellStart"/>
       <w:r>
         <w:rPr>
           <w:spacing w:val="-2"/>
@@ -3368,7 +3311,6 @@
       <w:r>
         <w:t>Desarrollo</w:t>
       </w:r>
-      <w:proofErr w:type="spellEnd"/>
       <w:r>
         <w:rPr>
           <w:spacing w:val="-3"/>
@@ -3447,11 +3389,9 @@
         </w:rPr>
         <w:t xml:space="preserve"> </w:t>
       </w:r>
-      <w:proofErr w:type="spellStart"/>
       <w:r>
         <w:t>Bootcamp</w:t>
       </w:r>
-      <w:proofErr w:type="spellEnd"/>
       <w:r>
         <w:rPr>
           <w:spacing w:val="-3"/>
@@ -3544,7 +3484,6 @@
         <w:pStyle w:val="Ttulo1"/>
       </w:pPr>
       <w:r>
-        <w:lastRenderedPageBreak/>
         <w:t>Para</w:t>
       </w:r>
       <w:r>
@@ -3777,7 +3716,7 @@
         </w:rPr>
         <w:t xml:space="preserve">indicado: </w:t>
       </w:r>
-      <w:hyperlink r:id="rId22">
+      <w:hyperlink r:id="rId21">
         <w:r>
           <w:rPr>
             <w:color w:val="1154CC"/>
@@ -3787,7 +3726,7 @@
           <w:t>https://www.netacad.com/courses/data-analytics-essentials?courseLang=en-</w:t>
         </w:r>
       </w:hyperlink>
-      <w:hyperlink r:id="rId23">
+      <w:hyperlink r:id="rId22">
         <w:r>
           <w:rPr>
             <w:color w:val="1154CC"/>
@@ -4001,21 +3940,7 @@
         <w:rPr>
           <w:sz w:val="24"/>
         </w:rPr>
-        <w:t xml:space="preserve">Una vez registrado accede al del </w:t>
-      </w:r>
-      <w:proofErr w:type="spellStart"/>
-      <w:r>
-        <w:rPr>
-          <w:sz w:val="24"/>
-        </w:rPr>
-        <w:t>Bootcamp</w:t>
-      </w:r>
-      <w:proofErr w:type="spellEnd"/>
-      <w:r>
-        <w:rPr>
-          <w:sz w:val="24"/>
-        </w:rPr>
-        <w:t xml:space="preserve"> de análisis de datos en donde encontrará 10 módulos</w:t>
+        <w:t>Una vez registrado accede al del Bootcamp de análisis de datos en donde encontrará 10 módulos</w:t>
       </w:r>
       <w:r>
         <w:rPr>
@@ -4269,7 +4194,7 @@
                     <pic:cNvPicPr/>
                   </pic:nvPicPr>
                   <pic:blipFill>
-                    <a:blip r:embed="rId24" cstate="print"/>
+                    <a:blip r:embed="rId23" cstate="print"/>
                     <a:stretch>
                       <a:fillRect/>
                     </a:stretch>
@@ -4319,7 +4244,7 @@
                     <pic:cNvPicPr/>
                   </pic:nvPicPr>
                   <pic:blipFill>
-                    <a:blip r:embed="rId25"/>
+                    <a:blip r:embed="rId24"/>
                     <a:stretch>
                       <a:fillRect/>
                     </a:stretch>
@@ -4484,35 +4409,7 @@
         <w:rPr>
           <w:sz w:val="24"/>
         </w:rPr>
-        <w:t>(</w:t>
-      </w:r>
-      <w:proofErr w:type="spellStart"/>
-      <w:r>
-        <w:rPr>
-          <w:sz w:val="24"/>
-        </w:rPr>
-        <w:t>Get</w:t>
-      </w:r>
-      <w:proofErr w:type="spellEnd"/>
-      <w:r>
-        <w:rPr>
-          <w:sz w:val="24"/>
-        </w:rPr>
-        <w:t xml:space="preserve"> </w:t>
-      </w:r>
-      <w:proofErr w:type="spellStart"/>
-      <w:r>
-        <w:rPr>
-          <w:sz w:val="24"/>
-        </w:rPr>
-        <w:t>started</w:t>
-      </w:r>
-      <w:proofErr w:type="spellEnd"/>
-      <w:r>
-        <w:rPr>
-          <w:sz w:val="24"/>
-        </w:rPr>
-        <w:t>)</w:t>
+        <w:t>(Get started)</w:t>
       </w:r>
       <w:r>
         <w:rPr>
@@ -4634,7 +4531,7 @@
                     <pic:cNvPicPr/>
                   </pic:nvPicPr>
                   <pic:blipFill>
-                    <a:blip r:embed="rId26"/>
+                    <a:blip r:embed="rId25"/>
                     <a:stretch>
                       <a:fillRect/>
                     </a:stretch>
@@ -4717,6 +4614,13 @@
         <w:rPr>
           <w:sz w:val="20"/>
         </w:rPr>
+        <w:sectPr>
+          <w:headerReference w:type="default" r:id="rId26"/>
+          <w:footerReference w:type="default" r:id="rId27"/>
+          <w:pgSz w:w="11930" w:h="16850"/>
+          <w:pgMar w:top="1600" w:right="708" w:bottom="980" w:left="1275" w:header="388" w:footer="783" w:gutter="0"/>
+          <w:cols w:space="720"/>
+        </w:sectPr>
       </w:pPr>
       <w:r>
         <w:rPr>
@@ -4724,6 +4628,61 @@
           <w:sz w:val="20"/>
         </w:rPr>
         <w:lastRenderedPageBreak/>
+        <w:drawing>
+          <wp:anchor distT="0" distB="0" distL="114300" distR="114300" simplePos="0" relativeHeight="251658240" behindDoc="0" locked="0" layoutInCell="1" allowOverlap="1" wp14:anchorId="79770359" wp14:editId="42FCA45A">
+            <wp:simplePos x="0" y="0"/>
+            <wp:positionH relativeFrom="column">
+              <wp:posOffset>256452</wp:posOffset>
+            </wp:positionH>
+            <wp:positionV relativeFrom="paragraph">
+              <wp:posOffset>2917175</wp:posOffset>
+            </wp:positionV>
+            <wp:extent cx="5643275" cy="2674414"/>
+            <wp:effectExtent l="0" t="0" r="0" b="0"/>
+            <wp:wrapNone/>
+            <wp:docPr id="2055123667" name="Imagen 1"/>
+            <wp:cNvGraphicFramePr>
+              <a:graphicFrameLocks xmlns:a="http://schemas.openxmlformats.org/drawingml/2006/main" noChangeAspect="1"/>
+            </wp:cNvGraphicFramePr>
+            <a:graphic xmlns:a="http://schemas.openxmlformats.org/drawingml/2006/main">
+              <a:graphicData uri="http://schemas.openxmlformats.org/drawingml/2006/picture">
+                <pic:pic xmlns:pic="http://schemas.openxmlformats.org/drawingml/2006/picture">
+                  <pic:nvPicPr>
+                    <pic:cNvPr id="2055123667" name=""/>
+                    <pic:cNvPicPr/>
+                  </pic:nvPicPr>
+                  <pic:blipFill>
+                    <a:blip r:embed="rId28">
+                      <a:extLst>
+                        <a:ext uri="{28A0092B-C50C-407E-A947-70E740481C1C}">
+                          <a14:useLocalDpi xmlns:a14="http://schemas.microsoft.com/office/drawing/2010/main" val="0"/>
+                        </a:ext>
+                      </a:extLst>
+                    </a:blip>
+                    <a:stretch>
+                      <a:fillRect/>
+                    </a:stretch>
+                  </pic:blipFill>
+                  <pic:spPr>
+                    <a:xfrm>
+                      <a:off x="0" y="0"/>
+                      <a:ext cx="5643275" cy="2674414"/>
+                    </a:xfrm>
+                    <a:prstGeom prst="rect">
+                      <a:avLst/>
+                    </a:prstGeom>
+                  </pic:spPr>
+                </pic:pic>
+              </a:graphicData>
+            </a:graphic>
+          </wp:anchor>
+        </w:drawing>
+      </w:r>
+      <w:r>
+        <w:rPr>
+          <w:noProof/>
+          <w:sz w:val="20"/>
+        </w:rPr>
         <w:drawing>
           <wp:inline distT="0" distB="0" distL="0" distR="0" wp14:anchorId="20FD5D19" wp14:editId="18B84C8E">
             <wp:extent cx="6316345" cy="2548890"/>
@@ -4740,7 +4699,7 @@
                     <pic:cNvPicPr/>
                   </pic:nvPicPr>
                   <pic:blipFill>
-                    <a:blip r:embed="rId27"/>
+                    <a:blip r:embed="rId29"/>
                     <a:stretch>
                       <a:fillRect/>
                     </a:stretch>
@@ -4763,68 +4722,10 @@
     </w:p>
     <w:p>
       <w:pPr>
-        <w:pStyle w:val="Textoindependiente"/>
         <w:rPr>
           <w:sz w:val="20"/>
         </w:rPr>
-        <w:sectPr>
-          <w:headerReference w:type="default" r:id="rId28"/>
-          <w:footerReference w:type="default" r:id="rId29"/>
-          <w:pgSz w:w="11930" w:h="16850"/>
-          <w:pgMar w:top="1600" w:right="708" w:bottom="980" w:left="1275" w:header="388" w:footer="783" w:gutter="0"/>
-          <w:cols w:space="720"/>
-        </w:sectPr>
-      </w:pPr>
-    </w:p>
-    <w:p>
-      <w:pPr>
-        <w:ind w:left="462"/>
-        <w:rPr>
-          <w:sz w:val="20"/>
-        </w:rPr>
-      </w:pPr>
-      <w:r>
-        <w:rPr>
-          <w:noProof/>
-          <w:sz w:val="20"/>
-        </w:rPr>
-        <w:lastRenderedPageBreak/>
-        <w:drawing>
-          <wp:inline distT="0" distB="0" distL="0" distR="0" wp14:anchorId="79770359" wp14:editId="75873F34">
-            <wp:extent cx="5643275" cy="2674414"/>
-            <wp:effectExtent l="0" t="0" r="0" b="0"/>
-            <wp:docPr id="2055123667" name="Imagen 1"/>
-            <wp:cNvGraphicFramePr>
-              <a:graphicFrameLocks xmlns:a="http://schemas.openxmlformats.org/drawingml/2006/main" noChangeAspect="1"/>
-            </wp:cNvGraphicFramePr>
-            <a:graphic xmlns:a="http://schemas.openxmlformats.org/drawingml/2006/main">
-              <a:graphicData uri="http://schemas.openxmlformats.org/drawingml/2006/picture">
-                <pic:pic xmlns:pic="http://schemas.openxmlformats.org/drawingml/2006/picture">
-                  <pic:nvPicPr>
-                    <pic:cNvPr id="2055123667" name=""/>
-                    <pic:cNvPicPr/>
-                  </pic:nvPicPr>
-                  <pic:blipFill>
-                    <a:blip r:embed="rId30"/>
-                    <a:stretch>
-                      <a:fillRect/>
-                    </a:stretch>
-                  </pic:blipFill>
-                  <pic:spPr>
-                    <a:xfrm>
-                      <a:off x="0" y="0"/>
-                      <a:ext cx="5650358" cy="2677771"/>
-                    </a:xfrm>
-                    <a:prstGeom prst="rect">
-                      <a:avLst/>
-                    </a:prstGeom>
-                  </pic:spPr>
-                </pic:pic>
-              </a:graphicData>
-            </a:graphic>
-          </wp:inline>
-        </w:drawing>
-      </w:r>
+      </w:pPr>
     </w:p>
     <w:sectPr>
       <w:pgSz w:w="11930" w:h="16850"/>
@@ -4933,7 +4834,7 @@
         <w:sz w:val="20"/>
       </w:rPr>
       <w:drawing>
-        <wp:anchor distT="0" distB="0" distL="0" distR="0" simplePos="0" relativeHeight="487525376" behindDoc="1" locked="0" layoutInCell="1" allowOverlap="1" wp14:anchorId="54C9F217" wp14:editId="62594B2C">
+        <wp:anchor distT="0" distB="0" distL="0" distR="0" simplePos="0" relativeHeight="251659264" behindDoc="1" locked="0" layoutInCell="1" allowOverlap="1" wp14:anchorId="54C9F217" wp14:editId="62594B2C">
           <wp:simplePos x="0" y="0"/>
           <wp:positionH relativeFrom="page">
             <wp:posOffset>163195</wp:posOffset>
@@ -4944,7 +4845,7 @@
           <wp:extent cx="7292467" cy="435770"/>
           <wp:effectExtent l="0" t="0" r="0" b="0"/>
           <wp:wrapNone/>
-          <wp:docPr id="5" name="Image 5"/>
+          <wp:docPr id="785727213" name="Image 5"/>
           <wp:cNvGraphicFramePr>
             <a:graphicFrameLocks xmlns:a="http://schemas.openxmlformats.org/drawingml/2006/main"/>
           </wp:cNvGraphicFramePr>
@@ -5078,7 +4979,7 @@
         <w:sz w:val="20"/>
       </w:rPr>
       <w:drawing>
-        <wp:anchor distT="0" distB="0" distL="0" distR="0" simplePos="0" relativeHeight="487524864" behindDoc="1" locked="0" layoutInCell="1" allowOverlap="1" wp14:anchorId="469FE35F" wp14:editId="7EE29062">
+        <wp:anchor distT="0" distB="0" distL="0" distR="0" simplePos="0" relativeHeight="251657216" behindDoc="1" locked="0" layoutInCell="1" allowOverlap="1" wp14:anchorId="469FE35F" wp14:editId="7EE29062">
           <wp:simplePos x="0" y="0"/>
           <wp:positionH relativeFrom="page">
             <wp:posOffset>174625</wp:posOffset>
@@ -5089,7 +4990,7 @@
           <wp:extent cx="7277354" cy="611504"/>
           <wp:effectExtent l="0" t="0" r="0" b="0"/>
           <wp:wrapNone/>
-          <wp:docPr id="4" name="Image 4"/>
+          <wp:docPr id="50760406" name="Image 4"/>
           <wp:cNvGraphicFramePr>
             <a:graphicFrameLocks xmlns:a="http://schemas.openxmlformats.org/drawingml/2006/main"/>
           </wp:cNvGraphicFramePr>
